--- a/Files/03 - Vayikra/06 - Tazria-Metzora/5785/Tazria-Metzora 5785.docx
+++ b/Files/03 - Vayikra/06 - Tazria-Metzora/5785/Tazria-Metzora 5785.docx
@@ -137,7 +137,7 @@
         <w:rPr>
           <w:rFonts w:ascii="Times New Roman" w:hAnsi="Times New Roman" w:cs="Times New Roman"/>
         </w:rPr>
-        <w:t>, which is a very</w:t>
+        <w:t xml:space="preserve">, which is a very </w:t>
       </w:r>
       <w:r>
         <w:rPr>
@@ -2161,7 +2161,7 @@
         <w:rPr>
           <w:rFonts w:ascii="Times New Roman" w:hAnsi="Times New Roman" w:cs="Times New Roman"/>
         </w:rPr>
-        <w:t xml:space="preserve"> and also teaches us about</w:t>
+        <w:t xml:space="preserve"> and also teaches us about </w:t>
       </w:r>
       <w:r>
         <w:rPr>

--- a/Files/03 - Vayikra/06 - Tazria-Metzora/5785/Tazria-Metzora 5785.docx
+++ b/Files/03 - Vayikra/06 - Tazria-Metzora/5785/Tazria-Metzora 5785.docx
@@ -302,7 +302,7 @@
           <w:rFonts w:ascii="Times New Roman" w:hAnsi="Times New Roman" w:cs="Times New Roman"/>
           <w:rtl/>
         </w:rPr>
-        <w:t>"</w:t>
+        <w:t>״</w:t>
       </w:r>
       <w:r>
         <w:rPr>
@@ -585,7 +585,7 @@
           <w:rFonts w:ascii="Times New Roman" w:hAnsi="Times New Roman" w:cs="Times New Roman"/>
           <w:rtl/>
         </w:rPr>
-        <w:t>"</w:t>
+        <w:t>״</w:t>
       </w:r>
       <w:r>
         <w:rPr>
@@ -1104,7 +1104,7 @@
           <w:rFonts w:ascii="Times New Roman" w:hAnsi="Times New Roman" w:cs="Times New Roman"/>
           <w:rtl/>
         </w:rPr>
-        <w:t>"</w:t>
+        <w:t>״</w:t>
       </w:r>
       <w:r>
         <w:rPr>
@@ -1132,7 +1132,7 @@
           <w:rFonts w:ascii="Times New Roman" w:hAnsi="Times New Roman" w:cs="Times New Roman"/>
           <w:rtl/>
         </w:rPr>
-        <w:t>"</w:t>
+        <w:t>״</w:t>
       </w:r>
       <w:r>
         <w:rPr>
@@ -1503,7 +1503,7 @@
           <w:rFonts w:ascii="Times New Roman" w:hAnsi="Times New Roman" w:cs="Times New Roman"/>
           <w:rtl/>
         </w:rPr>
-        <w:t>"</w:t>
+        <w:t>״</w:t>
       </w:r>
       <w:r>
         <w:rPr>
@@ -1832,7 +1832,7 @@
           <w:rFonts w:ascii="Times New Roman" w:hAnsi="Times New Roman" w:cs="Times New Roman"/>
           <w:rtl/>
         </w:rPr>
-        <w:t>"</w:t>
+        <w:t>״</w:t>
       </w:r>
       <w:r>
         <w:rPr>
@@ -2990,7 +2990,7 @@
           <w:rFonts w:ascii="Times New Roman" w:hAnsi="Times New Roman" w:cs="Times New Roman"/>
           <w:rtl/>
         </w:rPr>
-        <w:t>"</w:t>
+        <w:t>״</w:t>
       </w:r>
       <w:r>
         <w:rPr>
